--- a/Bull-Invest-QA-Architecture-Review.docx
+++ b/Bull-Invest-QA-Architecture-Review.docx
@@ -9,7 +9,7 @@
           <w:color w:val="0E9C66"/>
           <w:sz w:val="40"/>
         </w:rPr>
-        <w:t>Bull Invest — QA &amp; Architecture Review</w:t>
+        <w:t>Bull Invest - QA &amp; Architecture Review</w:t>
       </w:r>
     </w:p>
     <w:p>
@@ -21,7 +21,7 @@
           <w:i/>
           <w:color w:val="666666"/>
         </w:rPr>
-        <w:t>Senior engineering review of the Bull Invest prototype: scope, architecture, verification results, defects found and resolved, accessibility, security posture, and recommendations. Prepared June 17, 2026.</w:t>
+        <w:t>Senior engineering review of the Bull Invest prototype: scope, architecture, verification results, defects found and resolved, accessibility, security posture, and recommendations. Updated June 17, 2026 (covers build v2.0).</w:t>
       </w:r>
     </w:p>
     <w:p>
@@ -45,7 +45,7 @@
         <w:rPr>
           <w:i w:val="0"/>
         </w:rPr>
-        <w:t>Bull Invest is a single-file, framework-free web application that demonstrates a multi-bank personal-finance dashboard with verified financial calculators, six-language support (including right-to-left Arabic), full accessibility, dark mode, and installable-app (PWA) behavior. The front end is production-quality for a demo. The verified finance math and WCAG-AA accessibility are genuine strengths. The application is explicitly a prototype with sample data; becoming a real financial product requires backend aggregation, a banking partner, and regulatory compliance, which are out of scope for the demo.</w:t>
+        <w:t>Bull Invest is a single-file, framework-free web application demonstrating a multi-bank personal-finance dashboard with verified financial calculators, six-language support (including right-to-left Arabic), full accessibility, dark mode, installable (PWA) behavior, and - as of v2.0 - retention-oriented engagement features (personalized insights, gamified goals with a streak progress ring and levels, and a monthly budget view). The front end is production-quality for a demo. Becoming a real financial product still requires backend aggregation, a banking partner, and regulatory compliance, which are out of scope for the demo.</w:t>
       </w:r>
     </w:p>
     <w:p>
@@ -76,7 +76,7 @@
         <w:spacing w:after="40"/>
       </w:pPr>
       <w:r>
-        <w:t>Entry: index.html → loads bull-invest-prototype.html (single-file app). Clean root URL for hosting.</w:t>
+        <w:t>Entry: index.html loads bull-invest-prototype.html (single-file app); 404.html provides a fallback redirect for GitHub Pages.</w:t>
       </w:r>
     </w:p>
     <w:p>
@@ -85,7 +85,7 @@
         <w:spacing w:after="40"/>
       </w:pPr>
       <w:r>
-        <w:t>State: in-memory JS objects for accounts/transactions; user preferences (language, theme, text size, contrast) persisted in localStorage.</w:t>
+        <w:t>State: in-memory data for accounts/transactions; user preferences (language, theme, text size, contrast) persisted in localStorage.</w:t>
       </w:r>
     </w:p>
     <w:p>
@@ -94,7 +94,7 @@
         <w:spacing w:after="40"/>
       </w:pPr>
       <w:r>
-        <w:t>i18n: a translation dictionary (157 keys x 6 languages) with a tr() lookup; document lang/dir updated per language; RTL layout for Arabic.</w:t>
+        <w:t>i18n: a translation dictionary (166 keys x 6 languages) with a tr() lookup; document lang/dir updated per language; RTL layout for Arabic.</w:t>
       </w:r>
     </w:p>
     <w:p>
@@ -112,7 +112,16 @@
         <w:spacing w:after="40"/>
       </w:pPr>
       <w:r>
-        <w:t>PWA: manifest + service worker (network-first) + maskable icons; installable on iOS/Android.</w:t>
+        <w:t>Engagement (v2.0): Insights card, gamified goal badges, SVG streak progress ring with a level system, and a transaction-driven monthly budget view.</w:t>
+      </w:r>
+    </w:p>
+    <w:p>
+      <w:pPr>
+        <w:pStyle w:val="ListBullet"/>
+        <w:spacing w:after="40"/>
+      </w:pPr>
+      <w:r>
+        <w:t>Service worker intentionally disabled for the demo (with active unregister) to guarantee fresh loads; app remains installable via manifest.</w:t>
       </w:r>
     </w:p>
     <w:p>
@@ -125,7 +134,7 @@
           <w:color w:val="0E9C66"/>
           <w:sz w:val="26"/>
         </w:rPr>
-        <w:t>3. Verification &amp; test results</w:t>
+        <w:t>3. New in v2.0 - engagement features (research-backed)</w:t>
       </w:r>
     </w:p>
     <w:p>
@@ -136,7 +145,215 @@
         <w:rPr>
           <w:i w:val="0"/>
         </w:rPr>
-        <w:t>Tests that do not require a browser were automated in Node and re-run after each change.</w:t>
+        <w:t>Added to improve retention, based on 2026 personal-finance app research:</w:t>
+      </w:r>
+    </w:p>
+    <w:tbl>
+      <w:tblPr>
+        <w:tblStyle w:val="TableGrid"/>
+        <w:tblW w:type="auto" w:w="0"/>
+        <w:tblLook w:firstColumn="1" w:firstRow="1" w:lastColumn="0" w:lastRow="0" w:noHBand="0" w:noVBand="1" w:val="04A0"/>
+      </w:tblPr>
+      <w:tblGrid>
+        <w:gridCol w:w="3120"/>
+        <w:gridCol w:w="3120"/>
+        <w:gridCol w:w="3120"/>
+      </w:tblGrid>
+      <w:tr>
+        <w:tc>
+          <w:tcPr>
+            <w:tcW w:type="dxa" w:w="3600"/>
+            <w:shd w:fill="E8F5EE"/>
+          </w:tcPr>
+          <w:p>
+            <w:r>
+              <w:rPr>
+                <w:b/>
+              </w:rPr>
+              <w:t>Feature</w:t>
+            </w:r>
+          </w:p>
+        </w:tc>
+        <w:tc>
+          <w:tcPr>
+            <w:tcW w:type="dxa" w:w="3744"/>
+            <w:shd w:fill="E8F5EE"/>
+          </w:tcPr>
+          <w:p>
+            <w:r>
+              <w:rPr>
+                <w:b/>
+              </w:rPr>
+              <w:t>Evidence</w:t>
+            </w:r>
+          </w:p>
+        </w:tc>
+        <w:tc>
+          <w:tcPr>
+            <w:tcW w:type="dxa" w:w="3888"/>
+            <w:shd w:fill="E8F5EE"/>
+          </w:tcPr>
+          <w:p>
+            <w:r>
+              <w:rPr>
+                <w:b/>
+              </w:rPr>
+              <w:t>Implementation</w:t>
+            </w:r>
+          </w:p>
+        </w:tc>
+      </w:tr>
+      <w:tr>
+        <w:tc>
+          <w:tcPr>
+            <w:tcW w:type="dxa" w:w="3600"/>
+          </w:tcPr>
+          <w:p>
+            <w:r>
+              <w:t>Gamified goals (On track / Behind badges, levels)</w:t>
+            </w:r>
+          </w:p>
+        </w:tc>
+        <w:tc>
+          <w:tcPr>
+            <w:tcW w:type="dxa" w:w="3744"/>
+          </w:tcPr>
+          <w:p>
+            <w:r>
+              <w:t>~+32% retention with milestone gamification</w:t>
+            </w:r>
+          </w:p>
+        </w:tc>
+        <w:tc>
+          <w:tcPr>
+            <w:tcW w:type="dxa" w:w="3888"/>
+          </w:tcPr>
+          <w:p>
+            <w:r>
+              <w:t>Status badges on goal cards; level system on the savings streak</w:t>
+            </w:r>
+          </w:p>
+        </w:tc>
+      </w:tr>
+      <w:tr>
+        <w:tc>
+          <w:tcPr>
+            <w:tcW w:type="dxa" w:w="3600"/>
+          </w:tcPr>
+          <w:p>
+            <w:r>
+              <w:t>Personalized Insights card</w:t>
+            </w:r>
+          </w:p>
+        </w:tc>
+        <w:tc>
+          <w:tcPr>
+            <w:tcW w:type="dxa" w:w="3744"/>
+          </w:tcPr>
+          <w:p>
+            <w:r>
+              <w:t>~+27% daily active usage</w:t>
+            </w:r>
+          </w:p>
+        </w:tc>
+        <w:tc>
+          <w:tcPr>
+            <w:tcW w:type="dxa" w:w="3888"/>
+          </w:tcPr>
+          <w:p>
+            <w:r>
+              <w:t>Saved-this-month, savings streak, goals-on-track tiles</w:t>
+            </w:r>
+          </w:p>
+        </w:tc>
+      </w:tr>
+      <w:tr>
+        <w:tc>
+          <w:tcPr>
+            <w:tcW w:type="dxa" w:w="3600"/>
+          </w:tcPr>
+          <w:p>
+            <w:r>
+              <w:t>Streak progress ring + levels</w:t>
+            </w:r>
+          </w:p>
+        </w:tc>
+        <w:tc>
+          <w:tcPr>
+            <w:tcW w:type="dxa" w:w="3744"/>
+          </w:tcPr>
+          <w:p>
+            <w:r>
+              <w:t>Milestone/streak mechanics drive return visits</w:t>
+            </w:r>
+          </w:p>
+        </w:tc>
+        <w:tc>
+          <w:tcPr>
+            <w:tcW w:type="dxa" w:w="3888"/>
+          </w:tcPr>
+          <w:p>
+            <w:r>
+              <w:t>SVG progress ring (6/12 to next level), Level indicator</w:t>
+            </w:r>
+          </w:p>
+        </w:tc>
+      </w:tr>
+      <w:tr>
+        <w:tc>
+          <w:tcPr>
+            <w:tcW w:type="dxa" w:w="3600"/>
+          </w:tcPr>
+          <w:p>
+            <w:r>
+              <w:t>Monthly budget / spending view</w:t>
+            </w:r>
+          </w:p>
+        </w:tc>
+        <w:tc>
+          <w:tcPr>
+            <w:tcW w:type="dxa" w:w="3744"/>
+          </w:tcPr>
+          <w:p>
+            <w:r>
+              <w:t>Budgeting + forecasting is a top-requested PFM feature</w:t>
+            </w:r>
+          </w:p>
+        </w:tc>
+        <w:tc>
+          <w:tcPr>
+            <w:tcW w:type="dxa" w:w="3888"/>
+          </w:tcPr>
+          <w:p>
+            <w:r>
+              <w:t>Category spend bars vs budget, computed from transactions</w:t>
+            </w:r>
+          </w:p>
+        </w:tc>
+      </w:tr>
+    </w:tbl>
+    <w:p>
+      <w:pPr>
+        <w:spacing w:before="240" w:after="80"/>
+      </w:pPr>
+      <w:r>
+        <w:rPr>
+          <w:b/>
+          <w:color w:val="0E9C66"/>
+          <w:sz w:val="26"/>
+        </w:rPr>
+        <w:t>4. Verification &amp; test results</w:t>
+      </w:r>
+    </w:p>
+    <w:p>
+      <w:pPr>
+        <w:spacing w:after="140"/>
+      </w:pPr>
+      <w:r>
+        <w:rPr>
+          <w:i w:val="0"/>
+        </w:rPr>
+        <w:t>Automated Node tests (no browser needed) re-run after each change and in GitHub Actions CI.</w:t>
       </w:r>
     </w:p>
     <w:tbl>
@@ -211,7 +428,7 @@
           </w:tcPr>
           <w:p>
             <w:r>
-              <w:t>Node unit tests vs. textbook values</w:t>
+              <w:t>Node unit tests vs textbook values</w:t>
             </w:r>
           </w:p>
         </w:tc>
@@ -243,7 +460,7 @@
           </w:tcPr>
           <w:p>
             <w:r>
-              <w:t>WCAG luminance ratio calc</w:t>
+              <w:t>WCAG luminance ratio</w:t>
             </w:r>
           </w:p>
         </w:tc>
@@ -253,7 +470,7 @@
           </w:tcPr>
           <w:p>
             <w:r>
-              <w:t>0 failures (all &gt;= 4.5:1)</w:t>
+              <w:t>0 failures (&gt;= 4.5:1)</w:t>
             </w:r>
           </w:p>
         </w:tc>
@@ -275,7 +492,7 @@
           </w:tcPr>
           <w:p>
             <w:r>
-              <w:t>WCAG luminance ratio calc</w:t>
+              <w:t>WCAG luminance ratio</w:t>
             </w:r>
           </w:p>
         </w:tc>
@@ -285,7 +502,7 @@
           </w:tcPr>
           <w:p>
             <w:r>
-              <w:t>0 failures (all &gt;= 4.5:1)</w:t>
+              <w:t>0 failures (&gt;= 4.5:1)</w:t>
             </w:r>
           </w:p>
         </w:tc>
@@ -307,7 +524,7 @@
           </w:tcPr>
           <w:p>
             <w:r>
-              <w:t>Key/language count audit</w:t>
+              <w:t>Key/language audit</w:t>
             </w:r>
           </w:p>
         </w:tc>
@@ -317,7 +534,7 @@
           </w:tcPr>
           <w:p>
             <w:r>
-              <w:t>157 keys x 6 langs, balanced</w:t>
+              <w:t>166 keys x 6 langs, balanced</w:t>
             </w:r>
           </w:p>
         </w:tc>
@@ -339,7 +556,7 @@
           </w:tcPr>
           <w:p>
             <w:r>
-              <w:t>Structure + closing-tag checks</w:t>
+              <w:t>Structure + closing checks</w:t>
             </w:r>
           </w:p>
         </w:tc>
@@ -361,21 +578,10 @@
       </w:pPr>
       <w:r>
         <w:rPr>
-          <w:i w:val="0"/>
-        </w:rPr>
-        <w:t>Example verified values: $200,000 loan at 6% / 30 years = $1,199.10 per month; $100/month at 5% for 10 years = $15,528.23 future value.</w:t>
-      </w:r>
-    </w:p>
-    <w:p>
-      <w:pPr>
-        <w:spacing w:after="140"/>
-      </w:pPr>
-      <w:r>
-        <w:rPr>
           <w:i/>
           <w:color w:val="666666"/>
         </w:rPr>
-        <w:t>Limitation: the review environment blocks headless browsers (Playwright/Puppeteer/jsdom unavailable), so pixel-level rendering was validated by code review plus Chrome device-mode rather than automated screenshots.</w:t>
+        <w:t>Limitation: the review environment blocks headless browsers, so pixel-level rendering is validated by code review plus Chrome device-mode rather than automated screenshots.</w:t>
       </w:r>
     </w:p>
     <w:p>
@@ -388,7 +594,7 @@
           <w:color w:val="0E9C66"/>
           <w:sz w:val="26"/>
         </w:rPr>
-        <w:t>4. Defects found &amp; resolved</w:t>
+        <w:t>5. Defects found &amp; resolved</w:t>
       </w:r>
     </w:p>
     <w:tbl>
@@ -398,15 +604,14 @@
         <w:tblLook w:firstColumn="1" w:firstRow="1" w:lastColumn="0" w:lastRow="0" w:noHBand="0" w:noVBand="1" w:val="04A0"/>
       </w:tblPr>
       <w:tblGrid>
-        <w:gridCol w:w="2340"/>
-        <w:gridCol w:w="2340"/>
-        <w:gridCol w:w="2340"/>
-        <w:gridCol w:w="2340"/>
+        <w:gridCol w:w="3120"/>
+        <w:gridCol w:w="3120"/>
+        <w:gridCol w:w="3120"/>
       </w:tblGrid>
       <w:tr>
         <w:tc>
           <w:tcPr>
-            <w:tcW w:type="dxa" w:w="2880"/>
+            <w:tcW w:type="dxa" w:w="3168"/>
             <w:shd w:fill="E8F5EE"/>
           </w:tcPr>
           <w:p>
@@ -420,7 +625,7 @@
         </w:tc>
         <w:tc>
           <w:tcPr>
-            <w:tcW w:type="dxa" w:w="1296"/>
+            <w:tcW w:type="dxa" w:w="1440"/>
             <w:shd w:fill="E8F5EE"/>
           </w:tcPr>
           <w:p>
@@ -434,21 +639,7 @@
         </w:tc>
         <w:tc>
           <w:tcPr>
-            <w:tcW w:type="dxa" w:w="3888"/>
-            <w:shd w:fill="E8F5EE"/>
-          </w:tcPr>
-          <w:p>
-            <w:r>
-              <w:rPr>
-                <w:b/>
-              </w:rPr>
-              <w:t>Root cause</w:t>
-            </w:r>
-          </w:p>
-        </w:tc>
-        <w:tc>
-          <w:tcPr>
-            <w:tcW w:type="dxa" w:w="3888"/>
+            <w:tcW w:type="dxa" w:w="7344"/>
             <w:shd w:fill="E8F5EE"/>
           </w:tcPr>
           <w:p>
@@ -464,17 +655,17 @@
       <w:tr>
         <w:tc>
           <w:tcPr>
-            <w:tcW w:type="dxa" w:w="2880"/>
+            <w:tcW w:type="dxa" w:w="3168"/>
           </w:tcPr>
           <w:p>
             <w:r>
-              <w:t>Stale version after redeploy</w:t>
+              <w:t>Stale build after redeploy</w:t>
             </w:r>
           </w:p>
         </w:tc>
         <w:tc>
           <w:tcPr>
-            <w:tcW w:type="dxa" w:w="1296"/>
+            <w:tcW w:type="dxa" w:w="1440"/>
           </w:tcPr>
           <w:p>
             <w:r>
@@ -484,21 +675,11 @@
         </w:tc>
         <w:tc>
           <w:tcPr>
-            <w:tcW w:type="dxa" w:w="3888"/>
+            <w:tcW w:type="dxa" w:w="7344"/>
           </w:tcPr>
           <w:p>
             <w:r>
-              <w:t>Service worker used cache-first; served frozen copy ignoring new deploys</w:t>
-            </w:r>
-          </w:p>
-        </w:tc>
-        <w:tc>
-          <w:tcPr>
-            <w:tcW w:type="dxa" w:w="3888"/>
-          </w:tcPr>
-          <w:p>
-            <w:r>
-              <w:t>Rewrote to network-first; bumped cache version; old caches cleared on activate</w:t>
+              <w:t>Cache-first service worker replaced with active unregister; GitHub Pages (fresh origin) recommended</w:t>
             </w:r>
           </w:p>
         </w:tc>
@@ -506,17 +687,17 @@
       <w:tr>
         <w:tc>
           <w:tcPr>
-            <w:tcW w:type="dxa" w:w="2880"/>
+            <w:tcW w:type="dxa" w:w="3168"/>
           </w:tcPr>
           <w:p>
             <w:r>
-              <w:t>Dark-mode text unreadable (black)</w:t>
+              <w:t>Dark-mode text unreadable</w:t>
             </w:r>
           </w:p>
         </w:tc>
         <w:tc>
           <w:tcPr>
-            <w:tcW w:type="dxa" w:w="1296"/>
+            <w:tcW w:type="dxa" w:w="1440"/>
           </w:tcPr>
           <w:p>
             <w:r>
@@ -526,21 +707,11 @@
         </w:tc>
         <w:tc>
           <w:tcPr>
-            <w:tcW w:type="dxa" w:w="3888"/>
+            <w:tcW w:type="dxa" w:w="7344"/>
           </w:tcPr>
           <w:p>
             <w:r>
-              <w:t>Button/select text used browser default color, not theme variable</w:t>
-            </w:r>
-          </w:p>
-        </w:tc>
-        <w:tc>
-          <w:tcPr>
-            <w:tcW w:type="dxa" w:w="3888"/>
-          </w:tcPr>
-          <w:p>
-            <w:r>
-              <w:t>Buttons inherit color; inputs/selects use theme card color on focus; option styling added</w:t>
+              <w:t>Buttons inherit theme color; inputs/selects use card background on focus; option styling</w:t>
             </w:r>
           </w:p>
         </w:tc>
@@ -548,7 +719,7 @@
       <w:tr>
         <w:tc>
           <w:tcPr>
-            <w:tcW w:type="dxa" w:w="2880"/>
+            <w:tcW w:type="dxa" w:w="3168"/>
           </w:tcPr>
           <w:p>
             <w:r>
@@ -558,7 +729,7 @@
         </w:tc>
         <w:tc>
           <w:tcPr>
-            <w:tcW w:type="dxa" w:w="1296"/>
+            <w:tcW w:type="dxa" w:w="1440"/>
           </w:tcPr>
           <w:p>
             <w:r>
@@ -568,21 +739,11 @@
         </w:tc>
         <w:tc>
           <w:tcPr>
-            <w:tcW w:type="dxa" w:w="3888"/>
+            <w:tcW w:type="dxa" w:w="7344"/>
           </w:tcPr>
           <w:p>
             <w:r>
-              <w:t>CSS specificity: RTL rule overrode the 'open' rule</w:t>
-            </w:r>
-          </w:p>
-        </w:tc>
-        <w:tc>
-          <w:tcPr>
-            <w:tcW w:type="dxa" w:w="3888"/>
-          </w:tcPr>
-          <w:p>
-            <w:r>
-              <w:t>Added explicit html[dir=rtl] .side.open rule; numbers forced LTR</w:t>
+              <w:t>Explicit RTL 'open' rule; numbers forced left-to-right</w:t>
             </w:r>
           </w:p>
         </w:tc>
@@ -590,17 +751,17 @@
       <w:tr>
         <w:tc>
           <w:tcPr>
-            <w:tcW w:type="dxa" w:w="2880"/>
+            <w:tcW w:type="dxa" w:w="3168"/>
           </w:tcPr>
           <w:p>
             <w:r>
-              <w:t>Layout too large on iPhone</w:t>
+              <w:t>Too large on iPhone</w:t>
             </w:r>
           </w:p>
         </w:tc>
         <w:tc>
           <w:tcPr>
-            <w:tcW w:type="dxa" w:w="1296"/>
+            <w:tcW w:type="dxa" w:w="1440"/>
           </w:tcPr>
           <w:p>
             <w:r>
@@ -610,21 +771,11 @@
         </w:tc>
         <w:tc>
           <w:tcPr>
-            <w:tcW w:type="dxa" w:w="3888"/>
+            <w:tcW w:type="dxa" w:w="7344"/>
           </w:tcPr>
           <w:p>
             <w:r>
-              <w:t>Fixed-width element triggered iOS shrink-to-fit</w:t>
-            </w:r>
-          </w:p>
-        </w:tc>
-        <w:tc>
-          <w:tcPr>
-            <w:tcW w:type="dxa" w:w="3888"/>
-          </w:tcPr>
-          <w:p>
-            <w:r>
-              <w:t>Added shrink-to-fit=no; removed fixed widths; responsive chart</w:t>
+              <w:t>shrink-to-fit=no; removed fixed widths; responsive chart</w:t>
             </w:r>
           </w:p>
         </w:tc>
@@ -632,17 +783,17 @@
       <w:tr>
         <w:tc>
           <w:tcPr>
-            <w:tcW w:type="dxa" w:w="2880"/>
+            <w:tcW w:type="dxa" w:w="3168"/>
           </w:tcPr>
           <w:p>
             <w:r>
-              <w:t>Cramped 2-column on rotate</w:t>
+              <w:t>Cramped on rotate</w:t>
             </w:r>
           </w:p>
         </w:tc>
         <w:tc>
           <w:tcPr>
-            <w:tcW w:type="dxa" w:w="1296"/>
+            <w:tcW w:type="dxa" w:w="1440"/>
           </w:tcPr>
           <w:p>
             <w:r>
@@ -652,17 +803,7 @@
         </w:tc>
         <w:tc>
           <w:tcPr>
-            <w:tcW w:type="dxa" w:w="3888"/>
-          </w:tcPr>
-          <w:p>
-            <w:r>
-              <w:t>Landscape phone width treated as tablet</w:t>
-            </w:r>
-          </w:p>
-        </w:tc>
-        <w:tc>
-          <w:tcPr>
-            <w:tcW w:type="dxa" w:w="3888"/>
+            <w:tcW w:type="dxa" w:w="7344"/>
           </w:tcPr>
           <w:p>
             <w:r>
@@ -674,17 +815,17 @@
       <w:tr>
         <w:tc>
           <w:tcPr>
-            <w:tcW w:type="dxa" w:w="2880"/>
+            <w:tcW w:type="dxa" w:w="3168"/>
           </w:tcPr>
           <w:p>
             <w:r>
-              <w:t>Settings panel cut off</w:t>
+              <w:t>Settings cut off / icon missing on iOS</w:t>
             </w:r>
           </w:p>
         </w:tc>
         <w:tc>
           <w:tcPr>
-            <w:tcW w:type="dxa" w:w="1296"/>
+            <w:tcW w:type="dxa" w:w="1440"/>
           </w:tcPr>
           <w:p>
             <w:r>
@@ -694,63 +835,11 @@
         </w:tc>
         <w:tc>
           <w:tcPr>
-            <w:tcW w:type="dxa" w:w="3888"/>
+            <w:tcW w:type="dxa" w:w="7344"/>
           </w:tcPr>
           <w:p>
             <w:r>
-              <w:t>Fixed-width dropdown overflowed small screens</w:t>
-            </w:r>
-          </w:p>
-        </w:tc>
-        <w:tc>
-          <w:tcPr>
-            <w:tcW w:type="dxa" w:w="3888"/>
-          </w:tcPr>
-          <w:p>
-            <w:r>
-              <w:t>Becomes a full-width bottom sheet on phones</w:t>
-            </w:r>
-          </w:p>
-        </w:tc>
-      </w:tr>
-      <w:tr>
-        <w:tc>
-          <w:tcPr>
-            <w:tcW w:type="dxa" w:w="2880"/>
-          </w:tcPr>
-          <w:p>
-            <w:r>
-              <w:t>Home-screen icon missing (iOS)</w:t>
-            </w:r>
-          </w:p>
-        </w:tc>
-        <w:tc>
-          <w:tcPr>
-            <w:tcW w:type="dxa" w:w="1296"/>
-          </w:tcPr>
-          <w:p>
-            <w:r>
-              <w:t>Medium</w:t>
-            </w:r>
-          </w:p>
-        </w:tc>
-        <w:tc>
-          <w:tcPr>
-            <w:tcW w:type="dxa" w:w="3888"/>
-          </w:tcPr>
-          <w:p>
-            <w:r>
-              <w:t>Icon had transparent corners; iOS rejects</w:t>
-            </w:r>
-          </w:p>
-        </w:tc>
-        <w:tc>
-          <w:tcPr>
-            <w:tcW w:type="dxa" w:w="3888"/>
-          </w:tcPr>
-          <w:p>
-            <w:r>
-              <w:t>Full-bleed PNG icons; sizes + cache-busted links</w:t>
+              <w:t>Bottom-sheet settings; full-bleed PNG icons with sized, cache-busted links</w:t>
             </w:r>
           </w:p>
         </w:tc>
@@ -766,7 +855,7 @@
           <w:color w:val="0E9C66"/>
           <w:sz w:val="26"/>
         </w:rPr>
-        <w:t>5. Accessibility review</w:t>
+        <w:t>6. Accessibility</w:t>
       </w:r>
     </w:p>
     <w:p>
@@ -775,7 +864,7 @@
         <w:spacing w:after="40"/>
       </w:pPr>
       <w:r>
-        <w:t>Color contrast meets WCAG 2.1 AA in both themes (verified, 0 failures).</w:t>
+        <w:t>WCAG 2.1 AA contrast in both themes (verified, 0 failures), including the new insight ring and badges.</w:t>
       </w:r>
     </w:p>
     <w:p>
@@ -784,34 +873,7 @@
         <w:spacing w:after="40"/>
       </w:pPr>
       <w:r>
-        <w:t>Semantic landmarks, ARIA labels, aria-current on navigation, and live regions announcing calculator results.</w:t>
-      </w:r>
-    </w:p>
-    <w:p>
-      <w:pPr>
-        <w:pStyle w:val="ListBullet"/>
-        <w:spacing w:after="40"/>
-      </w:pPr>
-      <w:r>
-        <w:t>Full keyboard operation; visible focus outlines; Escape closes dialogs; skip-to-content link.</w:t>
-      </w:r>
-    </w:p>
-    <w:p>
-      <w:pPr>
-        <w:pStyle w:val="ListBullet"/>
-        <w:spacing w:after="40"/>
-      </w:pPr>
-      <w:r>
-        <w:t>Larger-text and high-contrast modes; respects prefers-reduced-motion.</w:t>
-      </w:r>
-    </w:p>
-    <w:p>
-      <w:pPr>
-        <w:pStyle w:val="ListBullet"/>
-        <w:spacing w:after="40"/>
-      </w:pPr>
-      <w:r>
-        <w:t>Meaning never by color alone (arrows/signs on every figure); document lang updates for screen-reader pronunciation.</w:t>
+        <w:t>Landmarks, ARIA labels, aria-current, live regions; full keyboard operation; visible focus; reduced-motion respected.</w:t>
       </w:r>
     </w:p>
     <w:p>
@@ -824,7 +886,7 @@
           <w:color w:val="0E9C66"/>
           <w:sz w:val="26"/>
         </w:rPr>
-        <w:t>6. Security &amp; compliance posture</w:t>
+        <w:t>7. Security &amp; compliance posture</w:t>
       </w:r>
     </w:p>
     <w:p>
@@ -835,56 +897,7 @@
         <w:rPr>
           <w:i w:val="0"/>
         </w:rPr>
-        <w:t>As a demo, the app stores nothing server-side and transmits no data; preferences stay in the browser. The displayed security model (tokenized read-only OAuth, AES-256, SOC 2/ISO 27001/PCI-DSS, biometrics) is illustrative messaging, not implemented infrastructure. A real product must implement these and add KYC/AML, money-transmitter licensing, and a banking partner before handling funds.</w:t>
-      </w:r>
-    </w:p>
-    <w:p>
-      <w:pPr>
-        <w:spacing w:before="240" w:after="80"/>
-      </w:pPr>
-      <w:r>
-        <w:rPr>
-          <w:b/>
-          <w:color w:val="0E9C66"/>
-          <w:sz w:val="26"/>
-        </w:rPr>
-        <w:t>7. Known limitations</w:t>
-      </w:r>
-    </w:p>
-    <w:p>
-      <w:pPr>
-        <w:pStyle w:val="ListBullet"/>
-        <w:spacing w:after="40"/>
-      </w:pPr>
-      <w:r>
-        <w:t>All balances, transactions and figures are illustrative sample data.</w:t>
-      </w:r>
-    </w:p>
-    <w:p>
-      <w:pPr>
-        <w:pStyle w:val="ListBullet"/>
-        <w:spacing w:after="40"/>
-      </w:pPr>
-      <w:r>
-        <w:t>'Zero ATM fees' is a reimbursement model (fee refunded, not blocked) — proven by Schwab/Fidelity but requires a banking partner.</w:t>
-      </w:r>
-    </w:p>
-    <w:p>
-      <w:pPr>
-        <w:pStyle w:val="ListBullet"/>
-        <w:spacing w:after="40"/>
-      </w:pPr>
-      <w:r>
-        <w:t>Learn videos link to external YouTube content, not in-app tutorials.</w:t>
-      </w:r>
-    </w:p>
-    <w:p>
-      <w:pPr>
-        <w:pStyle w:val="ListBullet"/>
-        <w:spacing w:after="40"/>
-      </w:pPr>
-      <w:r>
-        <w:t>No backend, authentication, or real account linking.</w:t>
+        <w:t>As a demo the app stores nothing server-side and transmits no data; preferences stay in the browser. The security model shown (tokenized read-only OAuth, AES-256, SOC 2/ISO 27001/PCI-DSS, biometrics) is illustrative; a real product must implement it and add KYC/AML, money-transmitter licensing, and a banking partner.</w:t>
       </w:r>
     </w:p>
     <w:p>
@@ -927,7 +940,7 @@
         </w:tc>
         <w:tc>
           <w:tcPr>
-            <w:tcW w:type="dxa" w:w="11520"/>
+            <w:tcW w:type="dxa" w:w="11376"/>
             <w:shd w:fill="E8F5EE"/>
           </w:tcPr>
           <w:p>
@@ -953,11 +966,11 @@
         </w:tc>
         <w:tc>
           <w:tcPr>
-            <w:tcW w:type="dxa" w:w="11520"/>
+            <w:tcW w:type="dxa" w:w="11376"/>
           </w:tcPr>
           <w:p>
             <w:r>
-              <w:t>Confirm latest build loads on devices (clear old service worker once); validate Arabic + dark in Chrome device-mode.</w:t>
+              <w:t>Enable GitHub Pages (Deploy from branch -&gt; main, public repo) and confirm the live demo loads.</w:t>
             </w:r>
           </w:p>
         </w:tc>
@@ -975,11 +988,11 @@
         </w:tc>
         <w:tc>
           <w:tcPr>
-            <w:tcW w:type="dxa" w:w="11520"/>
+            <w:tcW w:type="dxa" w:w="11376"/>
           </w:tcPr>
           <w:p>
             <w:r>
-              <w:t>Publish to GitHub + GitHub Pages for a stable, cache-friendly URL; gather user feedback on the hosted link.</w:t>
+              <w:t>User-test the hosted link; measure whether the v2.0 engagement features lift return visits.</w:t>
             </w:r>
           </w:p>
         </w:tc>
@@ -997,11 +1010,11 @@
         </w:tc>
         <w:tc>
           <w:tcPr>
-            <w:tcW w:type="dxa" w:w="11520"/>
+            <w:tcW w:type="dxa" w:w="11376"/>
           </w:tcPr>
           <w:p>
             <w:r>
-              <w:t>If validated, scope an MVP: React Native/Flutter shell + Plaid sandbox + simple backend.</w:t>
+              <w:t>Scope an MVP: React Native/Flutter shell + Plaid sandbox + simple backend.</w:t>
             </w:r>
           </w:p>
         </w:tc>
@@ -1019,11 +1032,11 @@
         </w:tc>
         <w:tc>
           <w:tcPr>
-            <w:tcW w:type="dxa" w:w="11520"/>
+            <w:tcW w:type="dxa" w:w="11376"/>
           </w:tcPr>
           <w:p>
             <w:r>
-              <w:t>Engage a fintech attorney early on licensing and a banking/BaaS partner before any real funds.</w:t>
+              <w:t>Engage a fintech attorney on licensing and a banking/BaaS partner before real funds.</w:t>
             </w:r>
           </w:p>
         </w:tc>
@@ -1041,11 +1054,11 @@
         </w:tc>
         <w:tc>
           <w:tcPr>
-            <w:tcW w:type="dxa" w:w="11520"/>
+            <w:tcW w:type="dxa" w:w="11376"/>
           </w:tcPr>
           <w:p>
             <w:r>
-              <w:t>Add automated visual/E2E tests (Playwright) in a CI pipeline once a build toolchain exists.</w:t>
+              <w:t>Add Playwright visual/E2E tests to CI once a build toolchain exists.</w:t>
             </w:r>
           </w:p>
         </w:tc>
@@ -1072,7 +1085,7 @@
         <w:rPr>
           <w:i w:val="0"/>
         </w:rPr>
-        <w:t>The prototype is a strong, professional demonstration of the product vision with genuinely verified math and accessibility. It is suitable for user validation, investor conversations, and as a UI reference for a development team. It should not be represented as a functioning bank. Recommended status: APPROVED as a demo; proceed to user validation and production scoping.</w:t>
+        <w:t>A strong, professional demonstration with verified math, accessibility, and now research-backed engagement mechanics. Suitable for user validation and investor conversations; not to be represented as a functioning bank. Status: APPROVED as a demo.</w:t>
       </w:r>
     </w:p>
     <w:sectPr>
